--- a/_extensions/obsidian/obsidian-reference.docx
+++ b/_extensions/obsidian/obsidian-reference.docx
@@ -495,7 +495,7 @@
 </w:footnotes>
 </file>
 
-<file path=word/header1.xml><?xml version="1.0" encoding="utf-8"?>
+<file path=word/header1.xml><?xml version="1.0" encoding="UTF-8" standalone="yes"?>
 <w:hdr xmlns:w="http://schemas.openxmlformats.org/wordprocessingml/2006/main">
   <w:p>
     <w:pPr>
@@ -520,10 +520,21 @@
         <w:szCs w:val="16"/>
         <w:color w:val="484949"/>
       </w:rPr>
-      <w:t xml:space="preserve"> | Commercial in Confidence</w:t>
+      <w:fldSimple w:instr=" DOCPROPERTY  \"classification\" \* MERGEFORMAT " w:dirty="true">
+        <w:r>
+          <w:rPr>
+            <w:rFonts w:ascii="Montserrat" w:eastAsia="Montserrat" w:hAnsi="Montserrat"/>
+            <w:sz w:val="16"/>
+            <w:szCs w:val="16"/>
+            <w:color w:val="484949"/>
+          </w:rPr>
+          <w:t>Commercial in Confidence</w:t>
+        </w:r>
+      </w:fldSimple>
     </w:r>
   </w:p>
 </w:hdr>
+
 </file>
 
 <file path=word/numbering.xml><?xml version="1.0" encoding="utf-8"?>
@@ -1324,6 +1335,23 @@
     <w:semiHidden/>
     <w:unhideWhenUsed/>
     <w:qFormat/>
+  </w:style>
+  <w:style w:type="paragraph" w:styleId="ClassificationBanner">
+    <w:name w:val="ClassificationBanner"/>
+    <w:basedOn w:val="Normal"/>
+    <w:uiPriority w:val="98"/>
+    <w:qFormat/>
+    <w:pPr>
+      <w:shd w:val="clear" w:color="auto" w:fill="F3F3F3"/>
+      <w:spacing w:after="240"/>
+    </w:pPr>
+    <w:rPr>
+      <w:rFonts w:ascii="Montserrat" w:eastAsia="Montserrat" w:hAnsi="Montserrat"/>
+      <w:sz w:val="20"/>
+      <w:szCs w:val="20"/>
+      <w:color w:val="121212"/>
+      <w:b/>
+    </w:rPr>
   </w:style>
 </w:styles>
 </file>

--- a/_extensions/obsidian/obsidian-reference.docx
+++ b/_extensions/obsidian/obsidian-reference.docx
@@ -314,10 +314,7 @@
       </w:r>
     </w:p>
     <w:sectPr>
-      <w:headerReference xmlns:r="http://schemas.openxmlformats.org/officeDocument/2006/relationships" w:type="default" r:id="rId50"/>
-      <w:footerReference xmlns:r="http://schemas.openxmlformats.org/officeDocument/2006/relationships" w:type="default" r:id="rId51"/>
-      <w:pgSz w:w="11906" w:h="16838"/>
-      <w:pgMar w:top="1417" w:right="1417" w:bottom="1417" w:left="1417" w:header="708" w:footer="708" w:gutter="0"/>
+      <w:headerReference xmlns:r="http://schemas.openxmlformats.org/officeDocument/2006/relationships" w:type="default" r:id="rIdHeader1"/>
       <w:footnotePr>
         <w:numRestart w:val="eachSect"/>
       </w:footnotePr>
@@ -330,128 +327,6 @@
 <w:comments xmlns:w="http://schemas.openxmlformats.org/wordprocessingml/2006/main" xmlns:m="http://schemas.openxmlformats.org/officeDocument/2006/math" xmlns:r="http://schemas.openxmlformats.org/officeDocument/2006/relationships" xmlns:o="urn:schemas-microsoft-com:office:office" xmlns:v="urn:schemas-microsoft-com:vml" xmlns:w10="urn:schemas-microsoft-com:office:word" xmlns:a="http://schemas.openxmlformats.org/drawingml/2006/main" xmlns:pic="http://schemas.openxmlformats.org/drawingml/2006/picture" xmlns:wp="http://schemas.openxmlformats.org/drawingml/2006/wordprocessingDrawing"/>
 </file>
 
-<file path=word/footer1.xml><?xml version="1.0" encoding="utf-8"?>
-<w:ftr xmlns:w="http://schemas.openxmlformats.org/wordprocessingml/2006/main" xmlns:v="urn:schemas-microsoft-com:vml">
-  <w:p>
-    <w:pPr>
-      <w:pStyle w:val="Footer"/>
-      <w:pBdr>
-        <w:top w:val="single" w:sz="4" w:space="1" w:color="CECECE"/>
-      </w:pBdr>
-      <w:jc w:val="center"/>
-    </w:pPr>
-    <w:r>
-      <w:rPr>
-        <w:rFonts w:ascii="Palatino Linotype" w:eastAsia="Palatino Linotype" w:hAnsi="Palatino Linotype"/>
-        <w:sz w:val="18"/>
-        <w:szCs w:val="18"/>
-        <w:color w:val="484949"/>
-      </w:rPr>
-      <w:fldChar w:fldCharType="begin"/>
-    </w:r>
-    <w:r>
-      <w:rPr>
-        <w:rFonts w:ascii="Palatino Linotype" w:eastAsia="Palatino Linotype" w:hAnsi="Palatino Linotype"/>
-        <w:sz w:val="18"/>
-        <w:szCs w:val="18"/>
-        <w:color w:val="484949"/>
-      </w:rPr>
-      <w:instrText xml:space="preserve"> PAGE </w:instrText>
-    </w:r>
-    <w:r>
-      <w:rPr>
-        <w:rFonts w:ascii="Palatino Linotype" w:eastAsia="Palatino Linotype" w:hAnsi="Palatino Linotype"/>
-        <w:sz w:val="18"/>
-        <w:szCs w:val="18"/>
-        <w:color w:val="484949"/>
-      </w:rPr>
-      <w:fldChar w:fldCharType="separate"/>
-    </w:r>
-    <w:r>
-      <w:rPr>
-        <w:rFonts w:ascii="Palatino Linotype" w:eastAsia="Palatino Linotype" w:hAnsi="Palatino Linotype"/>
-        <w:sz w:val="18"/>
-        <w:szCs w:val="18"/>
-        <w:color w:val="484949"/>
-      </w:rPr>
-      <w:t>1</w:t>
-    </w:r>
-    <w:r>
-      <w:rPr>
-        <w:rFonts w:ascii="Palatino Linotype" w:eastAsia="Palatino Linotype" w:hAnsi="Palatino Linotype"/>
-        <w:sz w:val="18"/>
-        <w:szCs w:val="18"/>
-        <w:color w:val="484949"/>
-      </w:rPr>
-      <w:fldChar w:fldCharType="end"/>
-    </w:r>
-    <w:r>
-      <w:rPr>
-        <w:rFonts w:ascii="Palatino Linotype" w:eastAsia="Palatino Linotype" w:hAnsi="Palatino Linotype"/>
-        <w:sz w:val="18"/>
-        <w:szCs w:val="18"/>
-        <w:color w:val="484949"/>
-      </w:rPr>
-      <w:t xml:space="preserve"> / </w:t>
-    </w:r>
-    <w:r>
-      <w:rPr>
-        <w:rFonts w:ascii="Palatino Linotype" w:eastAsia="Palatino Linotype" w:hAnsi="Palatino Linotype"/>
-        <w:sz w:val="18"/>
-        <w:szCs w:val="18"/>
-        <w:color w:val="484949"/>
-      </w:rPr>
-      <w:fldChar w:fldCharType="begin"/>
-    </w:r>
-    <w:r>
-      <w:rPr>
-        <w:rFonts w:ascii="Palatino Linotype" w:eastAsia="Palatino Linotype" w:hAnsi="Palatino Linotype"/>
-        <w:sz w:val="18"/>
-        <w:szCs w:val="18"/>
-        <w:color w:val="484949"/>
-      </w:rPr>
-      <w:instrText xml:space="preserve"> NUMPAGES </w:instrText>
-    </w:r>
-    <w:r>
-      <w:rPr>
-        <w:rFonts w:ascii="Palatino Linotype" w:eastAsia="Palatino Linotype" w:hAnsi="Palatino Linotype"/>
-        <w:sz w:val="18"/>
-        <w:szCs w:val="18"/>
-        <w:color w:val="484949"/>
-      </w:rPr>
-      <w:fldChar w:fldCharType="separate"/>
-    </w:r>
-    <w:r>
-      <w:rPr>
-        <w:rFonts w:ascii="Palatino Linotype" w:eastAsia="Palatino Linotype" w:hAnsi="Palatino Linotype"/>
-        <w:sz w:val="18"/>
-        <w:szCs w:val="18"/>
-        <w:color w:val="484949"/>
-      </w:rPr>
-      <w:t>1</w:t>
-    </w:r>
-    <w:r>
-      <w:rPr>
-        <w:rFonts w:ascii="Palatino Linotype" w:eastAsia="Palatino Linotype" w:hAnsi="Palatino Linotype"/>
-        <w:sz w:val="18"/>
-        <w:szCs w:val="18"/>
-        <w:color w:val="484949"/>
-      </w:rPr>
-      <w:fldChar w:fldCharType="end"/>
-    </w:r>
-    <w:r>
-      <w:rPr>
-        <w:rFonts w:ascii="Palatino Linotype" w:eastAsia="Palatino Linotype" w:hAnsi="Palatino Linotype"/>
-        <w:sz w:val="18"/>
-        <w:szCs w:val="18"/>
-        <w:color w:val="484949"/>
-      </w:rPr>
-      <w:t xml:space="preserve">  Obsidian Solutions | obsidiansolutions.co.uk</w:t>
-    </w:r>
-  </w:p>
-</w:ftr>
-</file>
-
 <file path=word/footnotes.xml><?xml version="1.0" encoding="utf-8"?>
 <w:footnotes xmlns:w="http://schemas.openxmlformats.org/wordprocessingml/2006/main" xmlns:m="http://schemas.openxmlformats.org/officeDocument/2006/math" xmlns:r="http://schemas.openxmlformats.org/officeDocument/2006/relationships" xmlns:o="urn:schemas-microsoft-com:office:office" xmlns:v="urn:schemas-microsoft-com:vml" xmlns:w10="urn:schemas-microsoft-com:office:word" xmlns:a="http://schemas.openxmlformats.org/drawingml/2006/main" xmlns:pic="http://schemas.openxmlformats.org/drawingml/2006/picture" xmlns:wp="http://schemas.openxmlformats.org/drawingml/2006/wordprocessingDrawing">
   <w:footnote w:type="continuationSeparator" w:id="0">
@@ -495,37 +370,31 @@
 </w:footnotes>
 </file>
 
-<file path=word/header1.xml><?xml version="1.0" encoding="UTF-8" standalone="yes"?>
-<w:hdr xmlns:w="http://schemas.openxmlformats.org/wordprocessingml/2006/main">
+<file path=word/header1.xml><?xml version="1.0" encoding="utf-8"?>
+<w:hdr xmlns:w="http://schemas.openxmlformats.org/wordprocessingml/2006/main" xmlns:v="urn:schemas-microsoft-com:vml" xmlns:o="urn:schemas-microsoft-com:office:office">
   <w:p>
     <w:pPr>
       <w:pStyle w:val="Header"/>
-      <w:pBdr>
-        <w:bottom w:val="single" w:sz="4" w:space="1" w:color="CECECE"/>
-      </w:pBdr>
     </w:pPr>
     <w:r>
       <w:rPr>
-        <w:rFonts w:ascii="Montserrat" w:eastAsia="Montserrat" w:hAnsi="Montserrat"/>
+        <w:rFonts w:ascii="Montserrat" w:hAnsi="Montserrat"/>
         <w:sz w:val="16"/>
-        <w:szCs w:val="16"/>
         <w:color w:val="484949"/>
       </w:rPr>
-      <w:t xml:space="preserve">Obsidian Solutions</w:t>
+      <w:t xml:space="preserve">Obsidian Solutions | </w:t>
     </w:r>
     <w:r>
       <w:rPr>
-        <w:rFonts w:ascii="Montserrat" w:eastAsia="Montserrat" w:hAnsi="Montserrat"/>
+        <w:rFonts w:ascii="Montserrat" w:hAnsi="Montserrat"/>
         <w:sz w:val="16"/>
-        <w:szCs w:val="16"/>
         <w:color w:val="484949"/>
       </w:rPr>
-      <w:fldSimple w:instr=" DOCPROPERTY  \"classification\" \* MERGEFORMAT " w:dirty="true">
+      <w:fldSimple w:instr=" DOCPROPERTY  &quot;classification&quot; \* MERGEFORMAT " w:dirty="true">
         <w:r>
           <w:rPr>
-            <w:rFonts w:ascii="Montserrat" w:eastAsia="Montserrat" w:hAnsi="Montserrat"/>
+            <w:rFonts w:ascii="Montserrat" w:hAnsi="Montserrat"/>
             <w:sz w:val="16"/>
-            <w:szCs w:val="16"/>
             <w:color w:val="484949"/>
           </w:rPr>
           <w:t>Commercial in Confidence</w:t>
@@ -533,8 +402,20 @@
       </w:fldSimple>
     </w:r>
   </w:p>
+  <w:p>
+    <w:pPr>
+      <w:pStyle w:val="Header"/>
+    </w:pPr>
+    <w:r>
+      <w:pict>
+        <v:shape id="PowerPlusWaterMarkObject" o:spid="_x0000_s1025" type="#_x0000_t136" style="position:absolute;margin-left:0;margin-top:0;width:467.75pt;height:229.8pt;z-index:-251654144;mso-wrap-edited:f;rotation:315;mso-position-horizontal:center;mso-position-horizontal-relative:margin;mso-position-vertical:center;mso-position-vertical-relative:margin" o:allowincell="f" fillcolor="#ececec" stroked="f">
+          <v:fill opacity=".5"/>
+          <v:textpath style="font-family:&quot;Montserrat&quot;;font-size:1pt" string="Commercial in Confidence"/>
+        </v:shape>
+      </w:pict>
+    </w:r>
+  </w:p>
 </w:hdr>
-
 </file>
 
 <file path=word/numbering.xml><?xml version="1.0" encoding="utf-8"?>
@@ -669,15 +550,6 @@
   <w:style w:type="paragraph" w:default="1" w:styleId="Normal">
     <w:name w:val="Normal"/>
     <w:qFormat/>
-    <w:pPr>
-      <w:spacing w:after="120" w:line="276" w:lineRule="auto"/>
-    </w:pPr>
-    <w:rPr>
-      <w:rFonts w:ascii="Palatino Linotype" w:eastAsia="Palatino Linotype" w:hAnsi="Palatino Linotype"/>
-      <w:sz w:val="22"/>
-      <w:szCs w:val="22"/>
-      <w:color w:val="121212"/>
-    </w:rPr>
   </w:style>
   <w:style w:type="paragraph" w:styleId="BodyText">
     <w:name w:val="Body Text"/>
@@ -851,7 +723,7 @@
     </w:pPr>
     <w:rPr>
       <w:rFonts w:asciiTheme="majorHAnsi" w:eastAsiaTheme="majorEastAsia" w:hAnsiTheme="majorHAnsi" w:cstheme="majorBidi"/>
-      <w:color w:val="121212"/>
+      <w:color w:val="0F4761" w:themeColor="accent1" w:themeShade="BF"/>
       <w:sz w:val="40"/>
       <w:szCs w:val="40"/>
     </w:rPr>
@@ -874,7 +746,7 @@
     </w:pPr>
     <w:rPr>
       <w:rFonts w:asciiTheme="majorHAnsi" w:eastAsiaTheme="majorEastAsia" w:hAnsiTheme="majorHAnsi" w:cstheme="majorBidi"/>
-      <w:color w:val="121212"/>
+      <w:color w:val="0F4761" w:themeColor="accent1" w:themeShade="BF"/>
       <w:sz w:val="32"/>
       <w:szCs w:val="32"/>
     </w:rPr>
@@ -897,7 +769,7 @@
     </w:pPr>
     <w:rPr>
       <w:rFonts w:eastAsiaTheme="majorEastAsia" w:cstheme="majorBidi"/>
-      <w:color w:val="121212"/>
+      <w:color w:val="0F4761" w:themeColor="accent1" w:themeShade="BF"/>
       <w:sz w:val="28"/>
       <w:szCs w:val="28"/>
     </w:rPr>
@@ -1197,23 +1069,18 @@
     <w:unhideWhenUsed/>
     <w:qFormat/>
     <w:tblPr>
-      <w:tblW w:w="0" w:type="auto"/>
-      <w:tblBorders>
-        <w:top w:val="single" w:sz="8" w:space="0" w:color="121212"/>
-        <w:bottom w:val="single" w:sz="8" w:space="0" w:color="121212"/>
-        <w:insideH w:val="single" w:sz="4" w:space="0" w:color="CECECE"/>
-      </w:tblBorders>
+      <w:tblInd w:w="0" w:type="dxa"/>
       <w:tblCellMar>
-        <w:top w:w="60" w:type="dxa"/>
+        <w:top w:w="0" w:type="dxa"/>
         <w:left w:w="108" w:type="dxa"/>
-        <w:bottom w:w="60" w:type="dxa"/>
+        <w:bottom w:w="0" w:type="dxa"/>
         <w:right w:w="108" w:type="dxa"/>
       </w:tblCellMar>
     </w:tblPr>
     <w:tblStylePr w:type="firstRow">
       <w:tcPr>
         <w:tcBorders>
-          <w:bottom w:val="single" w:sz="4" w:space="0" w:color="121212"/>
+          <w:bottom w:val="single"/>
         </w:tcBorders>
         <w:vAlign w:val="bottom"/>
       </w:tcPr>
@@ -1244,9 +1111,7 @@
       <w:spacing w:before="0" w:after="120"/>
     </w:pPr>
     <w:rPr>
-      <w:color w:val="484949"/>
-      <w:sz w:val="18"/>
-      <w:szCs w:val="18"/>
+      <w:i/>
     </w:rPr>
   </w:style>
   <w:style w:type="paragraph" w:customStyle="1" w:styleId="TableCaption">
@@ -1299,7 +1164,7 @@
     <w:name w:val="Hyperlink"/>
     <w:basedOn w:val="BodyTextChar"/>
     <w:rPr>
-      <w:color w:val="484949"/>
+      <w:color w:val="4F81BD" w:themeColor="accent1"/>
     </w:rPr>
   </w:style>
   <w:style w:type="paragraph" w:styleId="TOCHeading">
@@ -1318,39 +1183,6 @@
       <w:b w:val="0"/>
       <w:bCs w:val="0"/>
       <w:color w:val="365F91" w:themeColor="accent1" w:themeShade="BF"/>
-    </w:rPr>
-  </w:style>
-  <w:style w:type="paragraph" w:styleId="Header">
-    <w:name w:val="header"/>
-    <w:basedOn w:val="Normal"/>
-    <w:uiPriority w:val="99"/>
-    <w:semiHidden/>
-    <w:unhideWhenUsed/>
-    <w:qFormat/>
-  </w:style>
-  <w:style w:type="paragraph" w:styleId="Footer">
-    <w:name w:val="footer"/>
-    <w:basedOn w:val="Normal"/>
-    <w:uiPriority w:val="99"/>
-    <w:semiHidden/>
-    <w:unhideWhenUsed/>
-    <w:qFormat/>
-  </w:style>
-  <w:style w:type="paragraph" w:styleId="ClassificationBanner">
-    <w:name w:val="ClassificationBanner"/>
-    <w:basedOn w:val="Normal"/>
-    <w:uiPriority w:val="98"/>
-    <w:qFormat/>
-    <w:pPr>
-      <w:shd w:val="clear" w:color="auto" w:fill="F3F3F3"/>
-      <w:spacing w:after="240"/>
-    </w:pPr>
-    <w:rPr>
-      <w:rFonts w:ascii="Montserrat" w:eastAsia="Montserrat" w:hAnsi="Montserrat"/>
-      <w:sz w:val="20"/>
-      <w:szCs w:val="20"/>
-      <w:color w:val="121212"/>
-      <w:b/>
     </w:rPr>
   </w:style>
 </w:styles>
@@ -1399,7 +1231,7 @@
     </a:clrScheme>
     <a:fontScheme name="Office">
       <a:majorFont>
-        <a:latin typeface="Montserrat" panose="02030603090505050204"/>
+        <a:latin typeface="Aptos Display" panose="02110004020202020204"/>
         <a:ea typeface=""/>
         <a:cs typeface=""/>
         <a:font script="Jpan" typeface="游ゴシック Light"/>
@@ -1451,7 +1283,7 @@
         <a:font script="Tfng" typeface="Ebrima"/>
       </a:majorFont>
       <a:minorFont>
-        <a:latin typeface="Palatino Linotype" panose="02030603090505050204"/>
+        <a:latin typeface="Aptos" panose="02110004020202020204"/>
         <a:ea typeface=""/>
         <a:cs typeface=""/>
         <a:font script="Jpan" typeface="游明朝"/>

--- a/_extensions/obsidian/obsidian-reference.docx
+++ b/_extensions/obsidian/obsidian-reference.docx
@@ -314,7 +314,10 @@
       </w:r>
     </w:p>
     <w:sectPr>
-      <w:headerReference xmlns:r="http://schemas.openxmlformats.org/officeDocument/2006/relationships" w:type="default" r:id="rIdHeader1"/>
+      <w:headerReference xmlns:r="http://schemas.openxmlformats.org/officeDocument/2006/relationships" w:type="default" r:id="rId50"/>
+      <w:footerReference xmlns:r="http://schemas.openxmlformats.org/officeDocument/2006/relationships" w:type="default" r:id="rId51"/>
+      <w:pgSz w:w="11906" w:h="16838"/>
+      <w:pgMar w:top="1417" w:right="1417" w:bottom="1417" w:left="1417" w:header="708" w:footer="708" w:gutter="0"/>
       <w:footnotePr>
         <w:numRestart w:val="eachSect"/>
       </w:footnotePr>
@@ -327,6 +330,128 @@
 <w:comments xmlns:w="http://schemas.openxmlformats.org/wordprocessingml/2006/main" xmlns:m="http://schemas.openxmlformats.org/officeDocument/2006/math" xmlns:r="http://schemas.openxmlformats.org/officeDocument/2006/relationships" xmlns:o="urn:schemas-microsoft-com:office:office" xmlns:v="urn:schemas-microsoft-com:vml" xmlns:w10="urn:schemas-microsoft-com:office:word" xmlns:a="http://schemas.openxmlformats.org/drawingml/2006/main" xmlns:pic="http://schemas.openxmlformats.org/drawingml/2006/picture" xmlns:wp="http://schemas.openxmlformats.org/drawingml/2006/wordprocessingDrawing"/>
 </file>
 
+<file path=word/footer1.xml><?xml version="1.0" encoding="utf-8"?>
+<w:ftr xmlns:w="http://schemas.openxmlformats.org/wordprocessingml/2006/main" xmlns:v="urn:schemas-microsoft-com:vml">
+  <w:p>
+    <w:pPr>
+      <w:pStyle w:val="Footer"/>
+      <w:pBdr>
+        <w:top w:val="single" w:sz="4" w:space="1" w:color="CECECE"/>
+      </w:pBdr>
+      <w:jc w:val="center"/>
+    </w:pPr>
+    <w:r>
+      <w:rPr>
+        <w:rFonts w:ascii="Palatino Linotype" w:eastAsia="Palatino Linotype" w:hAnsi="Palatino Linotype"/>
+        <w:sz w:val="18"/>
+        <w:szCs w:val="18"/>
+        <w:color w:val="484949"/>
+      </w:rPr>
+      <w:fldChar w:fldCharType="begin"/>
+    </w:r>
+    <w:r>
+      <w:rPr>
+        <w:rFonts w:ascii="Palatino Linotype" w:eastAsia="Palatino Linotype" w:hAnsi="Palatino Linotype"/>
+        <w:sz w:val="18"/>
+        <w:szCs w:val="18"/>
+        <w:color w:val="484949"/>
+      </w:rPr>
+      <w:instrText xml:space="preserve"> PAGE </w:instrText>
+    </w:r>
+    <w:r>
+      <w:rPr>
+        <w:rFonts w:ascii="Palatino Linotype" w:eastAsia="Palatino Linotype" w:hAnsi="Palatino Linotype"/>
+        <w:sz w:val="18"/>
+        <w:szCs w:val="18"/>
+        <w:color w:val="484949"/>
+      </w:rPr>
+      <w:fldChar w:fldCharType="separate"/>
+    </w:r>
+    <w:r>
+      <w:rPr>
+        <w:rFonts w:ascii="Palatino Linotype" w:eastAsia="Palatino Linotype" w:hAnsi="Palatino Linotype"/>
+        <w:sz w:val="18"/>
+        <w:szCs w:val="18"/>
+        <w:color w:val="484949"/>
+      </w:rPr>
+      <w:t>1</w:t>
+    </w:r>
+    <w:r>
+      <w:rPr>
+        <w:rFonts w:ascii="Palatino Linotype" w:eastAsia="Palatino Linotype" w:hAnsi="Palatino Linotype"/>
+        <w:sz w:val="18"/>
+        <w:szCs w:val="18"/>
+        <w:color w:val="484949"/>
+      </w:rPr>
+      <w:fldChar w:fldCharType="end"/>
+    </w:r>
+    <w:r>
+      <w:rPr>
+        <w:rFonts w:ascii="Palatino Linotype" w:eastAsia="Palatino Linotype" w:hAnsi="Palatino Linotype"/>
+        <w:sz w:val="18"/>
+        <w:szCs w:val="18"/>
+        <w:color w:val="484949"/>
+      </w:rPr>
+      <w:t xml:space="preserve"> / </w:t>
+    </w:r>
+    <w:r>
+      <w:rPr>
+        <w:rFonts w:ascii="Palatino Linotype" w:eastAsia="Palatino Linotype" w:hAnsi="Palatino Linotype"/>
+        <w:sz w:val="18"/>
+        <w:szCs w:val="18"/>
+        <w:color w:val="484949"/>
+      </w:rPr>
+      <w:fldChar w:fldCharType="begin"/>
+    </w:r>
+    <w:r>
+      <w:rPr>
+        <w:rFonts w:ascii="Palatino Linotype" w:eastAsia="Palatino Linotype" w:hAnsi="Palatino Linotype"/>
+        <w:sz w:val="18"/>
+        <w:szCs w:val="18"/>
+        <w:color w:val="484949"/>
+      </w:rPr>
+      <w:instrText xml:space="preserve"> NUMPAGES </w:instrText>
+    </w:r>
+    <w:r>
+      <w:rPr>
+        <w:rFonts w:ascii="Palatino Linotype" w:eastAsia="Palatino Linotype" w:hAnsi="Palatino Linotype"/>
+        <w:sz w:val="18"/>
+        <w:szCs w:val="18"/>
+        <w:color w:val="484949"/>
+      </w:rPr>
+      <w:fldChar w:fldCharType="separate"/>
+    </w:r>
+    <w:r>
+      <w:rPr>
+        <w:rFonts w:ascii="Palatino Linotype" w:eastAsia="Palatino Linotype" w:hAnsi="Palatino Linotype"/>
+        <w:sz w:val="18"/>
+        <w:szCs w:val="18"/>
+        <w:color w:val="484949"/>
+      </w:rPr>
+      <w:t>1</w:t>
+    </w:r>
+    <w:r>
+      <w:rPr>
+        <w:rFonts w:ascii="Palatino Linotype" w:eastAsia="Palatino Linotype" w:hAnsi="Palatino Linotype"/>
+        <w:sz w:val="18"/>
+        <w:szCs w:val="18"/>
+        <w:color w:val="484949"/>
+      </w:rPr>
+      <w:fldChar w:fldCharType="end"/>
+    </w:r>
+    <w:r>
+      <w:rPr>
+        <w:rFonts w:ascii="Palatino Linotype" w:eastAsia="Palatino Linotype" w:hAnsi="Palatino Linotype"/>
+        <w:sz w:val="18"/>
+        <w:szCs w:val="18"/>
+        <w:color w:val="484949"/>
+      </w:rPr>
+      <w:t xml:space="preserve">  Obsidian Solutions | obsidiansolutions.co.uk</w:t>
+    </w:r>
+  </w:p>
+</w:ftr>
+</file>
+
 <file path=word/footnotes.xml><?xml version="1.0" encoding="utf-8"?>
 <w:footnotes xmlns:w="http://schemas.openxmlformats.org/wordprocessingml/2006/main" xmlns:m="http://schemas.openxmlformats.org/officeDocument/2006/math" xmlns:r="http://schemas.openxmlformats.org/officeDocument/2006/relationships" xmlns:o="urn:schemas-microsoft-com:office:office" xmlns:v="urn:schemas-microsoft-com:vml" xmlns:w10="urn:schemas-microsoft-com:office:word" xmlns:a="http://schemas.openxmlformats.org/drawingml/2006/main" xmlns:pic="http://schemas.openxmlformats.org/drawingml/2006/picture" xmlns:wp="http://schemas.openxmlformats.org/drawingml/2006/wordprocessingDrawing">
   <w:footnote w:type="continuationSeparator" w:id="0">
@@ -371,30 +496,36 @@
 </file>
 
 <file path=word/header1.xml><?xml version="1.0" encoding="utf-8"?>
-<w:hdr xmlns:w="http://schemas.openxmlformats.org/wordprocessingml/2006/main" xmlns:v="urn:schemas-microsoft-com:vml" xmlns:o="urn:schemas-microsoft-com:office:office">
+<w:hdr xmlns:v="urn:schemas-microsoft-com:vml" xmlns:o="urn:schemas-microsoft-com:office:office" xmlns:w="http://schemas.openxmlformats.org/wordprocessingml/2006/main">
   <w:p>
     <w:pPr>
       <w:pStyle w:val="Header"/>
+      <w:pBdr>
+        <w:bottom w:val="single" w:sz="4" w:space="1" w:color="CECECE"/>
+      </w:pBdr>
     </w:pPr>
     <w:r>
       <w:rPr>
-        <w:rFonts w:ascii="Montserrat" w:hAnsi="Montserrat"/>
+        <w:rFonts w:ascii="Montserrat" w:eastAsia="Montserrat" w:hAnsi="Montserrat"/>
         <w:sz w:val="16"/>
+        <w:szCs w:val="16"/>
         <w:color w:val="484949"/>
       </w:rPr>
-      <w:t xml:space="preserve">Obsidian Solutions | </w:t>
+      <w:t xml:space="preserve">Obsidian Solutions</w:t>
     </w:r>
     <w:r>
       <w:rPr>
-        <w:rFonts w:ascii="Montserrat" w:hAnsi="Montserrat"/>
+        <w:rFonts w:ascii="Montserrat" w:eastAsia="Montserrat" w:hAnsi="Montserrat"/>
         <w:sz w:val="16"/>
+        <w:szCs w:val="16"/>
         <w:color w:val="484949"/>
       </w:rPr>
       <w:fldSimple w:instr=" DOCPROPERTY  &quot;classification&quot; \* MERGEFORMAT " w:dirty="true">
         <w:r>
           <w:rPr>
-            <w:rFonts w:ascii="Montserrat" w:hAnsi="Montserrat"/>
+            <w:rFonts w:ascii="Montserrat" w:eastAsia="Montserrat" w:hAnsi="Montserrat"/>
             <w:sz w:val="16"/>
+            <w:szCs w:val="16"/>
             <w:color w:val="484949"/>
           </w:rPr>
           <w:t>Commercial in Confidence</w:t>
@@ -550,6 +681,15 @@
   <w:style w:type="paragraph" w:default="1" w:styleId="Normal">
     <w:name w:val="Normal"/>
     <w:qFormat/>
+    <w:pPr>
+      <w:spacing w:after="120" w:line="276" w:lineRule="auto"/>
+    </w:pPr>
+    <w:rPr>
+      <w:rFonts w:ascii="Palatino Linotype" w:eastAsia="Palatino Linotype" w:hAnsi="Palatino Linotype"/>
+      <w:sz w:val="22"/>
+      <w:szCs w:val="22"/>
+      <w:color w:val="121212"/>
+    </w:rPr>
   </w:style>
   <w:style w:type="paragraph" w:styleId="BodyText">
     <w:name w:val="Body Text"/>
@@ -723,7 +863,7 @@
     </w:pPr>
     <w:rPr>
       <w:rFonts w:asciiTheme="majorHAnsi" w:eastAsiaTheme="majorEastAsia" w:hAnsiTheme="majorHAnsi" w:cstheme="majorBidi"/>
-      <w:color w:val="0F4761" w:themeColor="accent1" w:themeShade="BF"/>
+      <w:color w:val="121212"/>
       <w:sz w:val="40"/>
       <w:szCs w:val="40"/>
     </w:rPr>
@@ -746,7 +886,7 @@
     </w:pPr>
     <w:rPr>
       <w:rFonts w:asciiTheme="majorHAnsi" w:eastAsiaTheme="majorEastAsia" w:hAnsiTheme="majorHAnsi" w:cstheme="majorBidi"/>
-      <w:color w:val="0F4761" w:themeColor="accent1" w:themeShade="BF"/>
+      <w:color w:val="121212"/>
       <w:sz w:val="32"/>
       <w:szCs w:val="32"/>
     </w:rPr>
@@ -769,7 +909,7 @@
     </w:pPr>
     <w:rPr>
       <w:rFonts w:eastAsiaTheme="majorEastAsia" w:cstheme="majorBidi"/>
-      <w:color w:val="0F4761" w:themeColor="accent1" w:themeShade="BF"/>
+      <w:color w:val="121212"/>
       <w:sz w:val="28"/>
       <w:szCs w:val="28"/>
     </w:rPr>
@@ -1069,18 +1209,23 @@
     <w:unhideWhenUsed/>
     <w:qFormat/>
     <w:tblPr>
-      <w:tblInd w:w="0" w:type="dxa"/>
+      <w:tblW w:w="0" w:type="auto"/>
+      <w:tblBorders>
+        <w:top w:val="single" w:sz="8" w:space="0" w:color="121212"/>
+        <w:bottom w:val="single" w:sz="8" w:space="0" w:color="121212"/>
+        <w:insideH w:val="single" w:sz="4" w:space="0" w:color="CECECE"/>
+      </w:tblBorders>
       <w:tblCellMar>
-        <w:top w:w="0" w:type="dxa"/>
+        <w:top w:w="60" w:type="dxa"/>
         <w:left w:w="108" w:type="dxa"/>
-        <w:bottom w:w="0" w:type="dxa"/>
+        <w:bottom w:w="60" w:type="dxa"/>
         <w:right w:w="108" w:type="dxa"/>
       </w:tblCellMar>
     </w:tblPr>
     <w:tblStylePr w:type="firstRow">
       <w:tcPr>
         <w:tcBorders>
-          <w:bottom w:val="single"/>
+          <w:bottom w:val="single" w:sz="4" w:space="0" w:color="121212"/>
         </w:tcBorders>
         <w:vAlign w:val="bottom"/>
       </w:tcPr>
@@ -1111,7 +1256,9 @@
       <w:spacing w:before="0" w:after="120"/>
     </w:pPr>
     <w:rPr>
-      <w:i/>
+      <w:color w:val="484949"/>
+      <w:sz w:val="18"/>
+      <w:szCs w:val="18"/>
     </w:rPr>
   </w:style>
   <w:style w:type="paragraph" w:customStyle="1" w:styleId="TableCaption">
@@ -1164,7 +1311,7 @@
     <w:name w:val="Hyperlink"/>
     <w:basedOn w:val="BodyTextChar"/>
     <w:rPr>
-      <w:color w:val="4F81BD" w:themeColor="accent1"/>
+      <w:color w:val="484949"/>
     </w:rPr>
   </w:style>
   <w:style w:type="paragraph" w:styleId="TOCHeading">
@@ -1183,6 +1330,39 @@
       <w:b w:val="0"/>
       <w:bCs w:val="0"/>
       <w:color w:val="365F91" w:themeColor="accent1" w:themeShade="BF"/>
+    </w:rPr>
+  </w:style>
+  <w:style w:type="paragraph" w:styleId="Header">
+    <w:name w:val="header"/>
+    <w:basedOn w:val="Normal"/>
+    <w:uiPriority w:val="99"/>
+    <w:semiHidden/>
+    <w:unhideWhenUsed/>
+    <w:qFormat/>
+  </w:style>
+  <w:style w:type="paragraph" w:styleId="Footer">
+    <w:name w:val="footer"/>
+    <w:basedOn w:val="Normal"/>
+    <w:uiPriority w:val="99"/>
+    <w:semiHidden/>
+    <w:unhideWhenUsed/>
+    <w:qFormat/>
+  </w:style>
+  <w:style w:type="paragraph" w:styleId="ClassificationBanner">
+    <w:name w:val="ClassificationBanner"/>
+    <w:basedOn w:val="Normal"/>
+    <w:uiPriority w:val="98"/>
+    <w:qFormat/>
+    <w:pPr>
+      <w:shd w:val="clear" w:color="auto" w:fill="F3F3F3"/>
+      <w:spacing w:after="240"/>
+    </w:pPr>
+    <w:rPr>
+      <w:rFonts w:ascii="Montserrat" w:eastAsia="Montserrat" w:hAnsi="Montserrat"/>
+      <w:sz w:val="20"/>
+      <w:szCs w:val="20"/>
+      <w:color w:val="121212"/>
+      <w:b/>
     </w:rPr>
   </w:style>
 </w:styles>
@@ -1231,7 +1411,7 @@
     </a:clrScheme>
     <a:fontScheme name="Office">
       <a:majorFont>
-        <a:latin typeface="Aptos Display" panose="02110004020202020204"/>
+        <a:latin typeface="Montserrat" panose="02030603090505050204"/>
         <a:ea typeface=""/>
         <a:cs typeface=""/>
         <a:font script="Jpan" typeface="游ゴシック Light"/>
@@ -1283,7 +1463,7 @@
         <a:font script="Tfng" typeface="Ebrima"/>
       </a:majorFont>
       <a:minorFont>
-        <a:latin typeface="Aptos" panose="02110004020202020204"/>
+        <a:latin typeface="Palatino Linotype" panose="02030603090505050204"/>
         <a:ea typeface=""/>
         <a:cs typeface=""/>
         <a:font script="Jpan" typeface="游明朝"/>

--- a/_extensions/obsidian/obsidian-reference.docx
+++ b/_extensions/obsidian/obsidian-reference.docx
@@ -495,8 +495,8 @@
 </w:footnotes>
 </file>
 
-<file path=word/header1.xml><?xml version="1.0" encoding="UTF-8" standalone="yes"?>
-<w:hdr xmlns:w="http://schemas.openxmlformats.org/wordprocessingml/2006/main">
+<file path=word/header1.xml><?xml version="1.0" encoding="utf-8"?>
+<w:hdr xmlns:v="urn:schemas-microsoft-com:vml" xmlns:o="urn:schemas-microsoft-com:office:office" xmlns:w="http://schemas.openxmlformats.org/wordprocessingml/2006/main">
   <w:p>
     <w:pPr>
       <w:pStyle w:val="Header"/>
@@ -520,7 +520,7 @@
         <w:szCs w:val="16"/>
         <w:color w:val="484949"/>
       </w:rPr>
-      <w:fldSimple w:instr=" DOCPROPERTY  \"classification\" \* MERGEFORMAT " w:dirty="true">
+      <w:fldSimple w:instr=" DOCPROPERTY  &quot;classification&quot; \* MERGEFORMAT " w:dirty="true">
         <w:r>
           <w:rPr>
             <w:rFonts w:ascii="Montserrat" w:eastAsia="Montserrat" w:hAnsi="Montserrat"/>
@@ -533,8 +533,20 @@
       </w:fldSimple>
     </w:r>
   </w:p>
+  <w:p>
+    <w:pPr>
+      <w:pStyle w:val="Header"/>
+    </w:pPr>
+    <w:r>
+      <w:pict>
+        <v:shape id="PowerPlusWaterMarkObject" o:spid="_x0000_s1025" type="#_x0000_t136" style="position:absolute;margin-left:0;margin-top:0;width:467.75pt;height:229.8pt;z-index:-251654144;mso-wrap-edited:f;rotation:315;mso-position-horizontal:center;mso-position-horizontal-relative:margin;mso-position-vertical:center;mso-position-vertical-relative:margin" o:allowincell="f" fillcolor="#ececec" stroked="f">
+          <v:fill opacity=".5"/>
+          <v:textpath style="font-family:&quot;Montserrat&quot;;font-size:1pt" string="Commercial in Confidence"/>
+        </v:shape>
+      </w:pict>
+    </w:r>
+  </w:p>
 </w:hdr>
-
 </file>
 
 <file path=word/numbering.xml><?xml version="1.0" encoding="utf-8"?>

--- a/_extensions/obsidian/obsidian-reference.docx
+++ b/_extensions/obsidian/obsidian-reference.docx
@@ -496,7 +496,7 @@
 </file>
 
 <file path=word/header1.xml><?xml version="1.0" encoding="utf-8"?>
-<w:hdr xmlns:v="urn:schemas-microsoft-com:vml" xmlns:o="urn:schemas-microsoft-com:office:office" xmlns:w="http://schemas.openxmlformats.org/wordprocessingml/2006/main">
+<w:hdr xmlns:v="urn:schemas-microsoft-com:vml" xmlns:o="urn:schemas-microsoft-com:office:office" xmlns:w="http://schemas.openxmlformats.org/wordprocessingml/2006/main" xmlns:r="http://schemas.openxmlformats.org/officeDocument/2006/relationships" xmlns:wp="http://schemas.openxmlformats.org/drawingml/2006/wordprocessingDrawing" xmlns:a="http://schemas.openxmlformats.org/drawingml/2006/main" xmlns:pic="http://schemas.openxmlformats.org/drawingml/2006/picture">
   <w:p>
     <w:pPr>
       <w:pStyle w:val="Header"/>
@@ -504,6 +504,43 @@
         <w:bottom w:val="single" w:sz="4" w:space="1" w:color="CECECE"/>
       </w:pBdr>
     </w:pPr>
+    <w:r>
+      <w:drawing>
+        <wp:inline distT="0" distB="0" distL="0" distR="0">
+          <wp:extent cx="570090" cy="170228"/>
+          <wp:effectExtent l="0" t="0" r="0" b="0"/>
+          <wp:docPr id="100" name="obsidian-logo.png"/>
+          <wp:cNvGraphicFramePr>
+            <a:graphicFrameLocks xmlns:a="http://schemas.openxmlformats.org/drawingml/2006/main" noChangeAspect="1"/>
+          </wp:cNvGraphicFramePr>
+          <a:graphic xmlns:a="http://schemas.openxmlformats.org/drawingml/2006/main">
+            <a:graphicData uri="http://schemas.openxmlformats.org/drawingml/2006/picture">
+              <pic:pic xmlns:pic="http://schemas.openxmlformats.org/drawingml/2006/picture">
+                <pic:nvPicPr>
+                  <pic:cNvPr id="0" name="obsidian-logo.png"/>
+                  <pic:cNvPicPr/>
+                </pic:nvPicPr>
+                <pic:blipFill>
+                  <a:blip r:embed="rIdLogo"/>
+                  <a:stretch>
+                    <a:fillRect/>
+                  </a:stretch>
+                </pic:blipFill>
+                <pic:spPr>
+                  <a:xfrm>
+                    <a:off x="0" y="0"/>
+                    <a:ext cx="570090" cy="170228"/>
+                  </a:xfrm>
+                  <a:prstGeom prst="rect">
+                    <a:avLst/>
+                  </a:prstGeom>
+                </pic:spPr>
+              </pic:pic>
+            </a:graphicData>
+          </a:graphic>
+        </wp:inline>
+      </w:drawing>
+    </w:r>
     <w:r>
       <w:rPr>
         <w:rFonts w:ascii="Montserrat" w:eastAsia="Montserrat" w:hAnsi="Montserrat"/>
